--- a/findings/2026-10-28-layout/docx/table-dates-narrow.docx
+++ b/findings/2026-10-28-layout/docx/table-dates-narrow.docx
@@ -95,7 +95,10 @@
               <w:jc w:val="left"/>
             </w:pPr>
             <w:r>
-              <w:rPr/>
+              <w:rPr>
+                <w:i/>
+                <w:sz w:val="21"/>
+              </w:rPr>
               <w:t>Aug 2022 – May 2026</w:t>
             </w:r>
           </w:p>
